--- a/Technical Data Sheet Tomato ketchup Export.docx
+++ b/Technical Data Sheet Tomato ketchup Export.docx
@@ -1106,23 +1106,7 @@
                 <w:sz w:val="20"/>
                 <w:szCs w:val="20"/>
               </w:rPr>
-              <w:t>Net Vol. 4</w:t>
-            </w:r>
-            <w:r>
-              <w:rPr>
-                <w:rFonts w:hint="cs"/>
-                <w:sz w:val="20"/>
-                <w:szCs w:val="20"/>
-                <w:rtl/>
-              </w:rPr>
-              <w:t>76</w:t>
-            </w:r>
-            <w:r>
-              <w:rPr>
-                <w:sz w:val="20"/>
-                <w:szCs w:val="20"/>
-              </w:rPr>
-              <w:t>0 ml</w:t>
+              <w:t>Net Vol. 4600 ml</w:t>
             </w:r>
           </w:p>
         </w:tc>
@@ -1316,8 +1300,13 @@
       <w:r>
         <w:t xml:space="preserve"> (</w:t>
       </w:r>
-      <w:r>
-        <w:t xml:space="preserve">contians </w:t>
+      <w:proofErr w:type="spellStart"/>
+      <w:r>
+        <w:t>contians</w:t>
+      </w:r>
+      <w:proofErr w:type="spellEnd"/>
+      <w:r>
+        <w:t xml:space="preserve"> </w:t>
       </w:r>
       <w:r>
         <w:rPr>
@@ -2241,7 +2230,23 @@
                 <w:sz w:val="18"/>
                 <w:szCs w:val="18"/>
               </w:rPr>
-              <w:t>Less than 10 cfu /gm</w:t>
+              <w:t xml:space="preserve">Less than 10 </w:t>
+            </w:r>
+            <w:proofErr w:type="spellStart"/>
+            <w:r>
+              <w:rPr>
+                <w:sz w:val="18"/>
+                <w:szCs w:val="18"/>
+              </w:rPr>
+              <w:t>cfu</w:t>
+            </w:r>
+            <w:proofErr w:type="spellEnd"/>
+            <w:r>
+              <w:rPr>
+                <w:sz w:val="18"/>
+                <w:szCs w:val="18"/>
+              </w:rPr>
+              <w:t xml:space="preserve"> /gm</w:t>
             </w:r>
           </w:p>
         </w:tc>
@@ -2362,7 +2367,23 @@
                 <w:sz w:val="18"/>
                 <w:szCs w:val="18"/>
               </w:rPr>
-              <w:t>Less than 10 cfu /gm</w:t>
+              <w:t xml:space="preserve">Less than 10 </w:t>
+            </w:r>
+            <w:proofErr w:type="spellStart"/>
+            <w:r>
+              <w:rPr>
+                <w:sz w:val="18"/>
+                <w:szCs w:val="18"/>
+              </w:rPr>
+              <w:t>cfu</w:t>
+            </w:r>
+            <w:proofErr w:type="spellEnd"/>
+            <w:r>
+              <w:rPr>
+                <w:sz w:val="18"/>
+                <w:szCs w:val="18"/>
+              </w:rPr>
+              <w:t xml:space="preserve"> /gm</w:t>
             </w:r>
           </w:p>
         </w:tc>
@@ -2665,8 +2686,54 @@
                 <w:szCs w:val="18"/>
                 <w:lang w:val="fr-FR"/>
               </w:rPr>
-              <w:t>Not detected in 25 gm</w:t>
-            </w:r>
+              <w:t xml:space="preserve">Not </w:t>
+            </w:r>
+            <w:proofErr w:type="spellStart"/>
+            <w:r>
+              <w:rPr>
+                <w:sz w:val="18"/>
+                <w:szCs w:val="18"/>
+                <w:lang w:val="fr-FR"/>
+              </w:rPr>
+              <w:t>detected</w:t>
+            </w:r>
+            <w:proofErr w:type="spellEnd"/>
+            <w:r>
+              <w:rPr>
+                <w:sz w:val="18"/>
+                <w:szCs w:val="18"/>
+                <w:lang w:val="fr-FR"/>
+              </w:rPr>
+              <w:t xml:space="preserve"> </w:t>
+            </w:r>
+            <w:proofErr w:type="spellStart"/>
+            <w:r>
+              <w:rPr>
+                <w:sz w:val="18"/>
+                <w:szCs w:val="18"/>
+                <w:lang w:val="fr-FR"/>
+              </w:rPr>
+              <w:t>in</w:t>
+            </w:r>
+            <w:proofErr w:type="spellEnd"/>
+            <w:r>
+              <w:rPr>
+                <w:sz w:val="18"/>
+                <w:szCs w:val="18"/>
+                <w:lang w:val="fr-FR"/>
+              </w:rPr>
+              <w:t xml:space="preserve"> 25 </w:t>
+            </w:r>
+            <w:proofErr w:type="spellStart"/>
+            <w:r>
+              <w:rPr>
+                <w:sz w:val="18"/>
+                <w:szCs w:val="18"/>
+                <w:lang w:val="fr-FR"/>
+              </w:rPr>
+              <w:t>gm</w:t>
+            </w:r>
+            <w:proofErr w:type="spellEnd"/>
           </w:p>
         </w:tc>
         <w:tc>
@@ -2713,8 +2780,54 @@
                 <w:szCs w:val="18"/>
                 <w:lang w:val="fr-FR"/>
               </w:rPr>
-              <w:t>Not detected in 25 gm</w:t>
-            </w:r>
+              <w:t xml:space="preserve">Not </w:t>
+            </w:r>
+            <w:proofErr w:type="spellStart"/>
+            <w:r>
+              <w:rPr>
+                <w:sz w:val="18"/>
+                <w:szCs w:val="18"/>
+                <w:lang w:val="fr-FR"/>
+              </w:rPr>
+              <w:t>detected</w:t>
+            </w:r>
+            <w:proofErr w:type="spellEnd"/>
+            <w:r>
+              <w:rPr>
+                <w:sz w:val="18"/>
+                <w:szCs w:val="18"/>
+                <w:lang w:val="fr-FR"/>
+              </w:rPr>
+              <w:t xml:space="preserve"> </w:t>
+            </w:r>
+            <w:proofErr w:type="spellStart"/>
+            <w:r>
+              <w:rPr>
+                <w:sz w:val="18"/>
+                <w:szCs w:val="18"/>
+                <w:lang w:val="fr-FR"/>
+              </w:rPr>
+              <w:t>in</w:t>
+            </w:r>
+            <w:proofErr w:type="spellEnd"/>
+            <w:r>
+              <w:rPr>
+                <w:sz w:val="18"/>
+                <w:szCs w:val="18"/>
+                <w:lang w:val="fr-FR"/>
+              </w:rPr>
+              <w:t xml:space="preserve"> 25 </w:t>
+            </w:r>
+            <w:proofErr w:type="spellStart"/>
+            <w:r>
+              <w:rPr>
+                <w:sz w:val="18"/>
+                <w:szCs w:val="18"/>
+                <w:lang w:val="fr-FR"/>
+              </w:rPr>
+              <w:t>gm</w:t>
+            </w:r>
+            <w:proofErr w:type="spellEnd"/>
           </w:p>
         </w:tc>
       </w:tr>
@@ -2784,8 +2897,54 @@
                 <w:szCs w:val="18"/>
                 <w:lang w:val="fr-FR"/>
               </w:rPr>
-              <w:t>Not detected in 25 gm</w:t>
-            </w:r>
+              <w:t xml:space="preserve">Not </w:t>
+            </w:r>
+            <w:proofErr w:type="spellStart"/>
+            <w:r>
+              <w:rPr>
+                <w:sz w:val="18"/>
+                <w:szCs w:val="18"/>
+                <w:lang w:val="fr-FR"/>
+              </w:rPr>
+              <w:t>detected</w:t>
+            </w:r>
+            <w:proofErr w:type="spellEnd"/>
+            <w:r>
+              <w:rPr>
+                <w:sz w:val="18"/>
+                <w:szCs w:val="18"/>
+                <w:lang w:val="fr-FR"/>
+              </w:rPr>
+              <w:t xml:space="preserve"> </w:t>
+            </w:r>
+            <w:proofErr w:type="spellStart"/>
+            <w:r>
+              <w:rPr>
+                <w:sz w:val="18"/>
+                <w:szCs w:val="18"/>
+                <w:lang w:val="fr-FR"/>
+              </w:rPr>
+              <w:t>in</w:t>
+            </w:r>
+            <w:proofErr w:type="spellEnd"/>
+            <w:r>
+              <w:rPr>
+                <w:sz w:val="18"/>
+                <w:szCs w:val="18"/>
+                <w:lang w:val="fr-FR"/>
+              </w:rPr>
+              <w:t xml:space="preserve"> 25 </w:t>
+            </w:r>
+            <w:proofErr w:type="spellStart"/>
+            <w:r>
+              <w:rPr>
+                <w:sz w:val="18"/>
+                <w:szCs w:val="18"/>
+                <w:lang w:val="fr-FR"/>
+              </w:rPr>
+              <w:t>gm</w:t>
+            </w:r>
+            <w:proofErr w:type="spellEnd"/>
           </w:p>
         </w:tc>
         <w:tc>
@@ -2830,8 +2989,54 @@
                 <w:szCs w:val="18"/>
                 <w:lang w:val="fr-FR"/>
               </w:rPr>
-              <w:t>Not detected in 25 gm</w:t>
-            </w:r>
+              <w:t xml:space="preserve">Not </w:t>
+            </w:r>
+            <w:proofErr w:type="spellStart"/>
+            <w:r>
+              <w:rPr>
+                <w:sz w:val="18"/>
+                <w:szCs w:val="18"/>
+                <w:lang w:val="fr-FR"/>
+              </w:rPr>
+              <w:t>detected</w:t>
+            </w:r>
+            <w:proofErr w:type="spellEnd"/>
+            <w:r>
+              <w:rPr>
+                <w:sz w:val="18"/>
+                <w:szCs w:val="18"/>
+                <w:lang w:val="fr-FR"/>
+              </w:rPr>
+              <w:t xml:space="preserve"> </w:t>
+            </w:r>
+            <w:proofErr w:type="spellStart"/>
+            <w:r>
+              <w:rPr>
+                <w:sz w:val="18"/>
+                <w:szCs w:val="18"/>
+                <w:lang w:val="fr-FR"/>
+              </w:rPr>
+              <w:t>in</w:t>
+            </w:r>
+            <w:proofErr w:type="spellEnd"/>
+            <w:r>
+              <w:rPr>
+                <w:sz w:val="18"/>
+                <w:szCs w:val="18"/>
+                <w:lang w:val="fr-FR"/>
+              </w:rPr>
+              <w:t xml:space="preserve"> 25 </w:t>
+            </w:r>
+            <w:proofErr w:type="spellStart"/>
+            <w:r>
+              <w:rPr>
+                <w:sz w:val="18"/>
+                <w:szCs w:val="18"/>
+                <w:lang w:val="fr-FR"/>
+              </w:rPr>
+              <w:t>gm</w:t>
+            </w:r>
+            <w:proofErr w:type="spellEnd"/>
           </w:p>
         </w:tc>
       </w:tr>
@@ -2914,7 +3119,23 @@
                 <w:sz w:val="18"/>
                 <w:szCs w:val="18"/>
               </w:rPr>
-              <w:t>Less than 10 cfu /gm</w:t>
+              <w:t xml:space="preserve">Less than 10 </w:t>
+            </w:r>
+            <w:proofErr w:type="spellStart"/>
+            <w:r>
+              <w:rPr>
+                <w:sz w:val="18"/>
+                <w:szCs w:val="18"/>
+              </w:rPr>
+              <w:t>cfu</w:t>
+            </w:r>
+            <w:proofErr w:type="spellEnd"/>
+            <w:r>
+              <w:rPr>
+                <w:sz w:val="18"/>
+                <w:szCs w:val="18"/>
+              </w:rPr>
+              <w:t xml:space="preserve"> /gm</w:t>
             </w:r>
           </w:p>
         </w:tc>
@@ -3794,11 +4015,19 @@
         </w:rPr>
         <w:t xml:space="preserve">Fabrique par First Mix </w:t>
       </w:r>
-      <w:r>
-        <w:rPr>
-          <w:lang w:val="fr-FR" w:bidi="ar-EG"/>
-        </w:rPr>
-        <w:t>factory pour</w:t>
+      <w:proofErr w:type="spellStart"/>
+      <w:r>
+        <w:rPr>
+          <w:lang w:val="fr-FR" w:bidi="ar-EG"/>
+        </w:rPr>
+        <w:t>factory</w:t>
+      </w:r>
+      <w:proofErr w:type="spellEnd"/>
+      <w:r>
+        <w:rPr>
+          <w:lang w:val="fr-FR" w:bidi="ar-EG"/>
+        </w:rPr>
+        <w:t xml:space="preserve"> pour</w:t>
       </w:r>
       <w:r>
         <w:rPr>
@@ -4462,11 +4691,19 @@
           <w:lang w:bidi="ar-EG"/>
         </w:rPr>
       </w:pPr>
-      <w:r>
-        <w:rPr>
-          <w:lang w:bidi="ar-EG"/>
-        </w:rPr>
-        <w:t>Parcelle n°10, bloc 12009, premières industries</w:t>
+      <w:proofErr w:type="spellStart"/>
+      <w:r>
+        <w:rPr>
+          <w:lang w:bidi="ar-EG"/>
+        </w:rPr>
+        <w:t>Parcelle</w:t>
+      </w:r>
+      <w:proofErr w:type="spellEnd"/>
+      <w:r>
+        <w:rPr>
+          <w:lang w:bidi="ar-EG"/>
+        </w:rPr>
+        <w:t xml:space="preserve"> n°10, bloc 12009, premières industries</w:t>
       </w:r>
     </w:p>
     <w:p>
@@ -7805,21 +8042,7 @@
                 <w:rFonts w:hint="cs"/>
                 <w:rtl/>
               </w:rPr>
-              <w:t>4</w:t>
-            </w:r>
-            <w:r>
-              <w:rPr>
-                <w:rFonts w:hint="cs"/>
-                <w:rtl/>
-              </w:rPr>
-              <w:t>76</w:t>
-            </w:r>
-            <w:r>
-              <w:rPr>
-                <w:rFonts w:hint="cs"/>
-                <w:rtl/>
-              </w:rPr>
-              <w:t>0</w:t>
+              <w:t>4550</w:t>
             </w:r>
             <w:r>
               <w:t xml:space="preserve"> ml</w:t>
@@ -7875,25 +8098,7 @@
                 <w:rtl/>
                 <w:lang w:val="fr-FR"/>
               </w:rPr>
-              <w:t>4</w:t>
-            </w:r>
-            <w:r>
-              <w:rPr>
-                <w:rFonts w:ascii="inherit" w:eastAsia="Times New Roman" w:hAnsi="inherit" w:cs="Courier New" w:hint="cs"/>
-                <w:color w:val="1F1F1F"/>
-                <w:rtl/>
-                <w:lang w:val="fr-FR"/>
-              </w:rPr>
-              <w:t>76</w:t>
-            </w:r>
-            <w:r>
-              <w:rPr>
-                <w:rFonts w:ascii="inherit" w:eastAsia="Times New Roman" w:hAnsi="inherit" w:cs="Courier New" w:hint="cs"/>
-                <w:color w:val="1F1F1F"/>
-                <w:rtl/>
-                <w:lang w:val="fr-FR"/>
-              </w:rPr>
-              <w:t>0</w:t>
+              <w:t>4550</w:t>
             </w:r>
             <w:r>
               <w:rPr>
@@ -7922,21 +8127,7 @@
                 <w:rFonts w:hint="cs"/>
                 <w:rtl/>
               </w:rPr>
-              <w:t>الحجم الصافي 4</w:t>
-            </w:r>
-            <w:r>
-              <w:rPr>
-                <w:rFonts w:hint="cs"/>
-                <w:rtl/>
-              </w:rPr>
-              <w:t>76</w:t>
-            </w:r>
-            <w:r>
-              <w:rPr>
-                <w:rFonts w:hint="cs"/>
-                <w:rtl/>
-              </w:rPr>
-              <w:t>0 مل</w:t>
+              <w:t>الحجم الصافي 4550 مل</w:t>
             </w:r>
           </w:p>
         </w:tc>
@@ -8864,8 +9055,23 @@
                 <w:szCs w:val="18"/>
                 <w14:ligatures w14:val="none"/>
               </w:rPr>
-              <w:t>21.5 cal</w:t>
-            </w:r>
+              <w:t xml:space="preserve">21.5 </w:t>
+            </w:r>
+            <w:proofErr w:type="spellStart"/>
+            <w:r>
+              <w:rPr>
+                <w:rFonts w:asciiTheme="majorBidi" w:eastAsia="Times New Roman" w:hAnsiTheme="majorBidi" w:cstheme="majorBidi"/>
+                <w:b/>
+                <w:bCs/>
+                <w:color w:val="000000"/>
+                <w:kern w:val="0"/>
+                <w:sz w:val="18"/>
+                <w:szCs w:val="18"/>
+                <w14:ligatures w14:val="none"/>
+              </w:rPr>
+              <w:t>cal</w:t>
+            </w:r>
+            <w:proofErr w:type="spellEnd"/>
           </w:p>
         </w:tc>
         <w:tc>
@@ -10721,6 +10927,7 @@
           <w:lang w:val="fr-FR"/>
         </w:rPr>
       </w:pPr>
+      <w:proofErr w:type="spellStart"/>
       <w:r>
         <w:rPr>
           <w:b/>
@@ -10729,7 +10936,18 @@
           <w:szCs w:val="18"/>
           <w:lang w:val="fr-FR"/>
         </w:rPr>
-        <w:t xml:space="preserve">Tomato ketchup </w:t>
+        <w:t>Tomato</w:t>
+      </w:r>
+      <w:proofErr w:type="spellEnd"/>
+      <w:r>
+        <w:rPr>
+          <w:b/>
+          <w:bCs/>
+          <w:sz w:val="18"/>
+          <w:szCs w:val="18"/>
+          <w:lang w:val="fr-FR"/>
+        </w:rPr>
+        <w:t xml:space="preserve"> ketchup </w:t>
       </w:r>
     </w:p>
     <w:p>
@@ -10739,12 +10957,14 @@
           <w:lang w:val="fr-FR" w:bidi="ar-EG"/>
         </w:rPr>
       </w:pPr>
+      <w:proofErr w:type="spellStart"/>
       <w:r>
         <w:rPr>
           <w:lang w:val="fr-FR" w:bidi="ar-EG"/>
         </w:rPr>
         <w:t>Ingredients</w:t>
       </w:r>
+      <w:proofErr w:type="spellEnd"/>
     </w:p>
     <w:p>
       <w:pPr>
@@ -10752,24 +10972,56 @@
           <w:lang w:val="fr-FR"/>
         </w:rPr>
       </w:pPr>
+      <w:proofErr w:type="spellStart"/>
       <w:r>
         <w:rPr>
           <w:lang w:val="fr-FR"/>
         </w:rPr>
-        <w:t xml:space="preserve">Tomato paste - Water –Sugar- Natural vinegar – </w:t>
-      </w:r>
+        <w:t>Tomato</w:t>
+      </w:r>
+      <w:proofErr w:type="spellEnd"/>
       <w:r>
         <w:rPr>
           <w:lang w:val="fr-FR"/>
         </w:rPr>
+        <w:t xml:space="preserve"> paste - Water –Sugar- Natural </w:t>
+      </w:r>
+      <w:proofErr w:type="spellStart"/>
+      <w:r>
+        <w:rPr>
+          <w:lang w:val="fr-FR"/>
+        </w:rPr>
+        <w:t>vinegar</w:t>
+      </w:r>
+      <w:proofErr w:type="spellEnd"/>
+      <w:r>
+        <w:rPr>
+          <w:lang w:val="fr-FR"/>
+        </w:rPr>
+        <w:t xml:space="preserve"> – </w:t>
+      </w:r>
+      <w:proofErr w:type="spellStart"/>
+      <w:r>
+        <w:rPr>
+          <w:lang w:val="fr-FR"/>
+        </w:rPr>
         <w:t>Spices</w:t>
       </w:r>
+      <w:proofErr w:type="spellEnd"/>
       <w:r>
         <w:rPr>
           <w:lang w:val="fr-FR"/>
         </w:rPr>
-        <w:t xml:space="preserve"> (contains</w:t>
-      </w:r>
+        <w:t xml:space="preserve"> (</w:t>
+      </w:r>
+      <w:proofErr w:type="spellStart"/>
+      <w:r>
+        <w:rPr>
+          <w:lang w:val="fr-FR"/>
+        </w:rPr>
+        <w:t>contains</w:t>
+      </w:r>
+      <w:proofErr w:type="spellEnd"/>
       <w:r>
         <w:rPr>
           <w:b/>
@@ -10778,6 +11030,7 @@
         </w:rPr>
         <w:t xml:space="preserve"> </w:t>
       </w:r>
+      <w:proofErr w:type="spellStart"/>
       <w:r>
         <w:rPr>
           <w:b/>
@@ -10788,6 +11041,7 @@
         </w:rPr>
         <w:t>Celery</w:t>
       </w:r>
+      <w:proofErr w:type="spellEnd"/>
       <w:r>
         <w:rPr>
           <w:lang w:val="fr-FR"/>
@@ -10798,24 +11052,60 @@
         <w:rPr>
           <w:lang w:val="fr-FR"/>
         </w:rPr>
-        <w:t xml:space="preserve"> – Salt – thickener (E1422) </w:t>
-      </w:r>
+        <w:t xml:space="preserve"> – Salt – </w:t>
+      </w:r>
+      <w:proofErr w:type="spellStart"/>
       <w:r>
         <w:rPr>
           <w:lang w:val="fr-FR"/>
         </w:rPr>
-        <w:t>- Acidity</w:t>
-      </w:r>
+        <w:t>thickener</w:t>
+      </w:r>
+      <w:proofErr w:type="spellEnd"/>
       <w:r>
         <w:rPr>
           <w:lang w:val="fr-FR"/>
         </w:rPr>
-        <w:t xml:space="preserve"> regulator (E330 - </w:t>
+        <w:t xml:space="preserve"> (E1422) </w:t>
       </w:r>
       <w:r>
         <w:rPr>
           <w:lang w:val="fr-FR"/>
         </w:rPr>
+        <w:t xml:space="preserve">- </w:t>
+      </w:r>
+      <w:proofErr w:type="spellStart"/>
+      <w:r>
+        <w:rPr>
+          <w:lang w:val="fr-FR"/>
+        </w:rPr>
+        <w:t>Acidity</w:t>
+      </w:r>
+      <w:proofErr w:type="spellEnd"/>
+      <w:r>
+        <w:rPr>
+          <w:lang w:val="fr-FR"/>
+        </w:rPr>
+        <w:t xml:space="preserve"> </w:t>
+      </w:r>
+      <w:proofErr w:type="spellStart"/>
+      <w:r>
+        <w:rPr>
+          <w:lang w:val="fr-FR"/>
+        </w:rPr>
+        <w:t>regulator</w:t>
+      </w:r>
+      <w:proofErr w:type="spellEnd"/>
+      <w:r>
+        <w:rPr>
+          <w:lang w:val="fr-FR"/>
+        </w:rPr>
+        <w:t xml:space="preserve"> (E330 - </w:t>
+      </w:r>
+      <w:r>
+        <w:rPr>
+          <w:lang w:val="fr-FR"/>
+        </w:rPr>
         <w:t>E</w:t>
       </w:r>
       <w:r>
@@ -10824,11 +11114,19 @@
         </w:rPr>
         <w:t xml:space="preserve">300) – </w:t>
       </w:r>
+      <w:proofErr w:type="spellStart"/>
       <w:r>
         <w:rPr>
           <w:lang w:val="fr-FR"/>
         </w:rPr>
-        <w:t>preservative ( sodium benzoate E211) 1000 ppm.</w:t>
+        <w:t>preservative</w:t>
+      </w:r>
+      <w:proofErr w:type="spellEnd"/>
+      <w:r>
+        <w:rPr>
+          <w:lang w:val="fr-FR"/>
+        </w:rPr>
+        <w:t xml:space="preserve"> ( sodium benzoate E211) 1000 ppm.</w:t>
       </w:r>
     </w:p>
     <w:p>
@@ -11548,7 +11846,13 @@
         <w:rPr>
           <w:lang w:val="fr-FR" w:bidi="ar-EG"/>
         </w:rPr>
-        <w:t xml:space="preserve">Les dates de production, de péremption et le numéro du lot sont imprimés sur l'emballage. </w:t>
+        <w:t>Les dates de production, de péremption et le numéro du lot sont imprimés sur l'emballage.</w:t>
+      </w:r>
+      <w:r>
+        <w:rPr>
+          <w:lang w:val="fr-FR" w:bidi="ar-EG"/>
+        </w:rPr>
+        <w:t xml:space="preserve"> </w:t>
       </w:r>
     </w:p>
     <w:p>
@@ -11588,11 +11892,19 @@
         </w:rPr>
         <w:t xml:space="preserve">Fabrique par First Mix </w:t>
       </w:r>
-      <w:r>
-        <w:rPr>
-          <w:lang w:val="fr-FR" w:bidi="ar-EG"/>
-        </w:rPr>
-        <w:t>factory pour</w:t>
+      <w:proofErr w:type="spellStart"/>
+      <w:r>
+        <w:rPr>
+          <w:lang w:val="fr-FR" w:bidi="ar-EG"/>
+        </w:rPr>
+        <w:t>factory</w:t>
+      </w:r>
+      <w:proofErr w:type="spellEnd"/>
+      <w:r>
+        <w:rPr>
+          <w:lang w:val="fr-FR" w:bidi="ar-EG"/>
+        </w:rPr>
+        <w:t xml:space="preserve"> pour</w:t>
       </w:r>
       <w:r>
         <w:rPr>
@@ -12479,11 +12791,19 @@
           <w:lang w:bidi="ar-EG"/>
         </w:rPr>
       </w:pPr>
-      <w:r>
-        <w:rPr>
-          <w:lang w:bidi="ar-EG"/>
-        </w:rPr>
-        <w:t>Parcelle n°10, bloc 12009, premières industries</w:t>
+      <w:proofErr w:type="spellStart"/>
+      <w:r>
+        <w:rPr>
+          <w:lang w:bidi="ar-EG"/>
+        </w:rPr>
+        <w:t>Parcelle</w:t>
+      </w:r>
+      <w:proofErr w:type="spellEnd"/>
+      <w:r>
+        <w:rPr>
+          <w:lang w:bidi="ar-EG"/>
+        </w:rPr>
+        <w:t xml:space="preserve"> n°10, bloc 12009, premières industries</w:t>
       </w:r>
     </w:p>
     <w:p>
@@ -12550,8 +12870,13 @@
             <w:pPr>
               <w:jc w:val="center"/>
             </w:pPr>
-            <w:r>
-              <w:t>Poids net 7 g</w:t>
+            <w:proofErr w:type="spellStart"/>
+            <w:r>
+              <w:t>Poids</w:t>
+            </w:r>
+            <w:proofErr w:type="spellEnd"/>
+            <w:r>
+              <w:t xml:space="preserve"> net 7 g</w:t>
             </w:r>
           </w:p>
         </w:tc>
@@ -12735,8 +13060,13 @@
             <w:pPr>
               <w:jc w:val="center"/>
             </w:pPr>
-            <w:r>
-              <w:t>Poids net 9 g</w:t>
+            <w:proofErr w:type="spellStart"/>
+            <w:r>
+              <w:t>Poids</w:t>
+            </w:r>
+            <w:proofErr w:type="spellEnd"/>
+            <w:r>
+              <w:t xml:space="preserve"> net 9 g</w:t>
             </w:r>
           </w:p>
         </w:tc>
@@ -13669,6 +13999,7 @@
                 <w14:ligatures w14:val="none"/>
               </w:rPr>
             </w:pPr>
+            <w:proofErr w:type="spellStart"/>
             <w:r>
               <w:rPr>
                 <w:rFonts w:asciiTheme="majorBidi" w:eastAsia="Times New Roman" w:hAnsiTheme="majorBidi" w:cstheme="majorBidi"/>
@@ -13680,6 +14011,7 @@
               </w:rPr>
               <w:t>cal</w:t>
             </w:r>
+            <w:proofErr w:type="spellEnd"/>
           </w:p>
         </w:tc>
         <w:tc>
@@ -17223,7 +17555,6 @@
   <w:style w:type="character" w:default="1" w:styleId="DefaultParagraphFont">
     <w:name w:val="Default Paragraph Font"/>
     <w:uiPriority w:val="1"/>
-    <w:semiHidden/>
     <w:unhideWhenUsed/>
   </w:style>
   <w:style w:type="table" w:default="1" w:styleId="TableNormal">
